--- a/Docs/Sudharsan_CV.docx
+++ b/Docs/Sudharsan_CV.docx
@@ -21,7 +21,10 @@
         <w:t>Role:</w:t>
       </w:r>
       <w:r>
-        <w:t xml:space="preserve"> AI Engineer – </w:t>
+        <w:t xml:space="preserve"> AI Eng</w:t>
+      </w:r>
+      <w:r>
+        <w:t xml:space="preserve">ineer – </w:t>
       </w:r>
       <w:proofErr w:type="spellStart"/>
       <w:r>
@@ -30,18 +33,6 @@
       <w:proofErr w:type="spellEnd"/>
       <w:r>
         <w:t xml:space="preserve"> AI &amp; Automation</w:t>
-      </w:r>
-      <w:r>
-        <w:br/>
-      </w:r>
-      <w:r>
-        <w:rPr>
-          <w:rStyle w:val="Strong"/>
-        </w:rPr>
-        <w:t>Availability:</w:t>
-      </w:r>
-      <w:r>
-        <w:t xml:space="preserve"> April 2025 – Present</w:t>
       </w:r>
       <w:r>
         <w:br/>
@@ -150,15 +141,19 @@
               <w:t>Position:</w:t>
             </w:r>
             <w:r>
-              <w:t xml:space="preserve"> AI Engineer – </w:t>
-            </w:r>
-            <w:proofErr w:type="spellStart"/>
-            <w:r>
-              <w:t>Agentic</w:t>
-            </w:r>
-            <w:proofErr w:type="spellEnd"/>
-            <w:r>
-              <w:t xml:space="preserve"> AI &amp; Automation</w:t>
+              <w:t xml:space="preserve"> AI Engineer –</w:t>
+            </w:r>
+            <w:r>
+              <w:t xml:space="preserve"> </w:t>
+            </w:r>
+            <w:r>
+              <w:t xml:space="preserve">AI &amp; </w:t>
+            </w:r>
+            <w:r>
+              <w:t xml:space="preserve">Python </w:t>
+            </w:r>
+            <w:r>
+              <w:t>Automation</w:t>
             </w:r>
           </w:p>
         </w:tc>
@@ -740,103 +735,42 @@
               <w:spacing w:after="50"/>
               <w:rPr>
                 <w:rFonts w:ascii="Arial" w:eastAsia="Arial" w:hAnsi="Arial" w:cs="Arial"/>
+                <w:b/>
                 <w:sz w:val="18"/>
                 <w:szCs w:val="18"/>
               </w:rPr>
             </w:pPr>
             <w:r>
               <w:rPr>
-                <w:rFonts w:ascii="Arial" w:hAnsi="Arial" w:cs="Arial"/>
-                <w:sz w:val="18"/>
-                <w:szCs w:val="18"/>
-              </w:rPr>
-              <w:t xml:space="preserve">Built a </w:t>
+                <w:rStyle w:val="Strong"/>
+                <w:rFonts w:ascii="Arial" w:hAnsi="Arial" w:cs="Arial"/>
+                <w:b w:val="0"/>
+                <w:sz w:val="18"/>
+                <w:szCs w:val="18"/>
+              </w:rPr>
+              <w:t xml:space="preserve">Engineered a persistent multi-agent system using </w:t>
             </w:r>
             <w:proofErr w:type="spellStart"/>
             <w:r>
               <w:rPr>
                 <w:rStyle w:val="Strong"/>
                 <w:rFonts w:ascii="Arial" w:hAnsi="Arial" w:cs="Arial"/>
-                <w:sz w:val="18"/>
-                <w:szCs w:val="18"/>
-              </w:rPr>
-              <w:t>stateful</w:t>
+                <w:b w:val="0"/>
+                <w:sz w:val="18"/>
+                <w:szCs w:val="18"/>
+              </w:rPr>
+              <w:t>LangGraph</w:t>
             </w:r>
             <w:proofErr w:type="spellEnd"/>
             <w:r>
               <w:rPr>
                 <w:rStyle w:val="Strong"/>
                 <w:rFonts w:ascii="Arial" w:hAnsi="Arial" w:cs="Arial"/>
-                <w:sz w:val="18"/>
-                <w:szCs w:val="18"/>
-              </w:rPr>
-              <w:t xml:space="preserve"> multi-agent system</w:t>
-            </w:r>
-            <w:r>
-              <w:rPr>
-                <w:rFonts w:ascii="Arial" w:hAnsi="Arial" w:cs="Arial"/>
-                <w:sz w:val="18"/>
-                <w:szCs w:val="18"/>
-              </w:rPr>
-              <w:t xml:space="preserve"> with </w:t>
-            </w:r>
-            <w:proofErr w:type="spellStart"/>
-            <w:r>
-              <w:rPr>
-                <w:rFonts w:ascii="Arial" w:hAnsi="Arial" w:cs="Arial"/>
-                <w:sz w:val="18"/>
-                <w:szCs w:val="18"/>
-              </w:rPr>
-              <w:t>LangGraph</w:t>
-            </w:r>
-            <w:proofErr w:type="spellEnd"/>
-            <w:r>
-              <w:rPr>
-                <w:rFonts w:ascii="Arial" w:hAnsi="Arial" w:cs="Arial"/>
-                <w:sz w:val="18"/>
-                <w:szCs w:val="18"/>
-              </w:rPr>
-              <w:t xml:space="preserve"> supporting interruptible execution, check</w:t>
-            </w:r>
-            <w:r>
-              <w:rPr>
-                <w:rFonts w:ascii="Arial" w:hAnsi="Arial" w:cs="Arial"/>
-                <w:sz w:val="18"/>
-                <w:szCs w:val="18"/>
-              </w:rPr>
-              <w:t xml:space="preserve"> </w:t>
-            </w:r>
-            <w:r>
-              <w:rPr>
-                <w:rFonts w:ascii="Arial" w:hAnsi="Arial" w:cs="Arial"/>
-                <w:sz w:val="18"/>
-                <w:szCs w:val="18"/>
-              </w:rPr>
-              <w:t>point</w:t>
-            </w:r>
-            <w:r>
-              <w:rPr>
-                <w:rFonts w:ascii="Arial" w:hAnsi="Arial" w:cs="Arial"/>
-                <w:sz w:val="18"/>
-                <w:szCs w:val="18"/>
-              </w:rPr>
-              <w:t>ers</w:t>
-            </w:r>
-            <w:r>
-              <w:rPr>
-                <w:rFonts w:ascii="Arial" w:hAnsi="Arial" w:cs="Arial"/>
-                <w:sz w:val="18"/>
-                <w:szCs w:val="18"/>
-              </w:rPr>
-              <w:t>, and persistent thread memory</w:t>
-            </w:r>
-            <w:r>
-              <w:rPr>
-                <w:rFonts w:ascii="Arial" w:eastAsia="Arial" w:hAnsi="Arial" w:cs="Arial"/>
-                <w:sz w:val="18"/>
-                <w:szCs w:val="18"/>
-              </w:rPr>
-              <w:t>.</w:t>
+                <w:b w:val="0"/>
+                <w:sz w:val="18"/>
+                <w:szCs w:val="18"/>
+              </w:rPr>
+              <w:t xml:space="preserve"> that maintains long-term "memory" across threads, allowing workflows to survive restarts and handle multi-day tasks without losing context.</w:t>
             </w:r>
           </w:p>
           <w:p>
@@ -859,24 +793,7 @@
                 <w:sz w:val="18"/>
                 <w:szCs w:val="18"/>
               </w:rPr>
-              <w:t xml:space="preserve">Implemented </w:t>
-            </w:r>
-            <w:r>
-              <w:rPr>
-                <w:rStyle w:val="Strong"/>
-                <w:rFonts w:ascii="Arial" w:hAnsi="Arial" w:cs="Arial"/>
-                <w:sz w:val="18"/>
-                <w:szCs w:val="18"/>
-              </w:rPr>
-              <w:t>human-in-the-loop control plane</w:t>
-            </w:r>
-            <w:r>
-              <w:rPr>
-                <w:rFonts w:ascii="Arial" w:hAnsi="Arial" w:cs="Arial"/>
-                <w:sz w:val="18"/>
-                <w:szCs w:val="18"/>
-              </w:rPr>
-              <w:t xml:space="preserve"> with escalation workflows and </w:t>
+              <w:t xml:space="preserve">Developed an "Interrupt &amp; Resume" control plane that automatically pauses AI execution for human approval on high-stakes decisions, utilizing </w:t>
             </w:r>
             <w:proofErr w:type="spellStart"/>
             <w:r>
@@ -894,7 +811,7 @@
                 <w:sz w:val="18"/>
                 <w:szCs w:val="18"/>
               </w:rPr>
-              <w:t>-based resume triggers</w:t>
+              <w:t>-based triggers to seamlessly restart the workflow once reviewed.</w:t>
             </w:r>
           </w:p>
           <w:p>
@@ -956,32 +873,7 @@
                 <w:sz w:val="18"/>
                 <w:szCs w:val="18"/>
               </w:rPr>
-              <w:t xml:space="preserve">Designed a </w:t>
-            </w:r>
-            <w:r>
-              <w:rPr>
-                <w:rStyle w:val="Strong"/>
-                <w:rFonts w:ascii="Arial" w:hAnsi="Arial" w:cs="Arial"/>
-                <w:sz w:val="18"/>
-                <w:szCs w:val="18"/>
-              </w:rPr>
-              <w:t>production RAG pipeline</w:t>
-            </w:r>
-            <w:r>
-              <w:rPr>
-                <w:rFonts w:ascii="Arial" w:hAnsi="Arial" w:cs="Arial"/>
-                <w:sz w:val="18"/>
-                <w:szCs w:val="18"/>
-              </w:rPr>
-              <w:t xml:space="preserve"> with semantic retrieval, document fingerprinting, and real-time knowledge base</w:t>
-            </w:r>
-            <w:r>
-              <w:rPr>
-                <w:rFonts w:ascii="Arial" w:hAnsi="Arial" w:cs="Arial"/>
-                <w:sz w:val="18"/>
-                <w:szCs w:val="18"/>
-              </w:rPr>
-              <w:t xml:space="preserve"> synchronization.</w:t>
+              <w:t>Built a Knowledge Assistant that with Gemini File Search, implementing a "Citation-First" architecture where every AI response is grounded in real-time document fingerprinting.</w:t>
             </w:r>
           </w:p>
           <w:p>
@@ -1004,32 +896,7 @@
                 <w:sz w:val="18"/>
                 <w:szCs w:val="18"/>
               </w:rPr>
-              <w:t xml:space="preserve">Implemented </w:t>
-            </w:r>
-            <w:r>
-              <w:rPr>
-                <w:rStyle w:val="Strong"/>
-                <w:rFonts w:ascii="Arial" w:hAnsi="Arial" w:cs="Arial"/>
-                <w:sz w:val="18"/>
-                <w:szCs w:val="18"/>
-              </w:rPr>
-              <w:t>multi-layer guardrails</w:t>
-            </w:r>
-            <w:r>
-              <w:rPr>
-                <w:rFonts w:ascii="Arial" w:hAnsi="Arial" w:cs="Arial"/>
-                <w:sz w:val="18"/>
-                <w:szCs w:val="18"/>
-              </w:rPr>
-              <w:t xml:space="preserve"> for prompt injection prevention and sensitive data protection</w:t>
-            </w:r>
-            <w:r>
-              <w:rPr>
-                <w:rFonts w:ascii="Arial" w:eastAsia="Arial" w:hAnsi="Arial" w:cs="Arial"/>
-                <w:sz w:val="18"/>
-                <w:szCs w:val="18"/>
-              </w:rPr>
-              <w:t>.</w:t>
+              <w:t xml:space="preserve">Protected sensitive data by implementing a hybrid security layer: combining heuristic pattern matching for instant injection detection with LLM-based orchestration to block sophisticated prompt-leakage attempts. </w:t>
             </w:r>
           </w:p>
           <w:p>
@@ -1052,24 +919,55 @@
                 <w:sz w:val="18"/>
                 <w:szCs w:val="18"/>
               </w:rPr>
-              <w:t xml:space="preserve">Built </w:t>
-            </w:r>
-            <w:r>
-              <w:rPr>
-                <w:rStyle w:val="Strong"/>
-                <w:rFonts w:ascii="Arial" w:hAnsi="Arial" w:cs="Arial"/>
-                <w:sz w:val="18"/>
-                <w:szCs w:val="18"/>
-              </w:rPr>
-              <w:t>end-to-end observability and cost tracking</w:t>
-            </w:r>
-            <w:r>
-              <w:rPr>
-                <w:rFonts w:ascii="Arial" w:hAnsi="Arial" w:cs="Arial"/>
-                <w:sz w:val="18"/>
-                <w:szCs w:val="18"/>
-              </w:rPr>
-              <w:t>, including token usage and response attribution</w:t>
+              <w:t xml:space="preserve">Implemented end-to-end telemetry that tracks token usage </w:t>
+            </w:r>
+            <w:r>
+              <w:rPr>
+                <w:rFonts w:ascii="Arial" w:hAnsi="Arial" w:cs="Arial"/>
+                <w:sz w:val="18"/>
+                <w:szCs w:val="18"/>
+              </w:rPr>
+              <w:t>&amp;</w:t>
+            </w:r>
+            <w:r>
+              <w:rPr>
+                <w:rFonts w:ascii="Arial" w:hAnsi="Arial" w:cs="Arial"/>
+                <w:sz w:val="18"/>
+                <w:szCs w:val="18"/>
+              </w:rPr>
+              <w:t xml:space="preserve"> API costs</w:t>
+            </w:r>
+            <w:r>
+              <w:rPr>
+                <w:rFonts w:ascii="Arial" w:hAnsi="Arial" w:cs="Arial"/>
+                <w:sz w:val="18"/>
+                <w:szCs w:val="18"/>
+              </w:rPr>
+              <w:t xml:space="preserve"> with</w:t>
+            </w:r>
+            <w:r>
+              <w:rPr>
+                <w:rFonts w:ascii="Arial" w:hAnsi="Arial" w:cs="Arial"/>
+                <w:sz w:val="18"/>
+                <w:szCs w:val="18"/>
+              </w:rPr>
+              <w:t xml:space="preserve"> full transparency into </w:t>
+            </w:r>
+            <w:r>
+              <w:rPr>
+                <w:rFonts w:ascii="Arial" w:hAnsi="Arial" w:cs="Arial"/>
+                <w:sz w:val="18"/>
+                <w:szCs w:val="18"/>
+              </w:rPr>
+              <w:t>Agent cost</w:t>
+            </w:r>
+            <w:r>
+              <w:rPr>
+                <w:rFonts w:ascii="Arial" w:hAnsi="Arial" w:cs="Arial"/>
+                <w:sz w:val="18"/>
+                <w:szCs w:val="18"/>
+              </w:rPr>
+              <w:t>.</w:t>
             </w:r>
           </w:p>
         </w:tc>
@@ -1666,8 +1564,6 @@
               </w:rPr>
               <w:t xml:space="preserve"> Playwright, Selenium, Cypress.</w:t>
             </w:r>
-            <w:bookmarkStart w:id="0" w:name="_GoBack"/>
-            <w:bookmarkEnd w:id="0"/>
           </w:p>
         </w:tc>
         <w:tc>
@@ -1700,7 +1596,7 @@
                 <w:sz w:val="18"/>
                 <w:szCs w:val="18"/>
               </w:rPr>
-              <w:t xml:space="preserve">Designing multi-agent workflow with </w:t>
+              <w:t xml:space="preserve">Designing complex, </w:t>
             </w:r>
             <w:proofErr w:type="spellStart"/>
             <w:r>
@@ -1718,30 +1614,43 @@
                 <w:sz w:val="18"/>
                 <w:szCs w:val="18"/>
               </w:rPr>
-              <w:t xml:space="preserve"> execution, memory management, and human in loop control.</w:t>
-            </w:r>
-          </w:p>
-          <w:p>
-            <w:pPr>
-              <w:pStyle w:val="ListParagraph"/>
-              <w:numPr>
-                <w:ilvl w:val="1"/>
-                <w:numId w:val="6"/>
-              </w:numPr>
-              <w:spacing w:after="49"/>
-              <w:rPr>
-                <w:rFonts w:ascii="Arial" w:hAnsi="Arial" w:cs="Arial"/>
-                <w:sz w:val="18"/>
-                <w:szCs w:val="18"/>
-              </w:rPr>
-            </w:pPr>
-            <w:r>
-              <w:rPr>
-                <w:rFonts w:ascii="Arial" w:eastAsia="Arial" w:hAnsi="Arial" w:cs="Arial"/>
-                <w:sz w:val="18"/>
-                <w:szCs w:val="18"/>
-              </w:rPr>
-              <w:t>Developing structured pipeline with prompt orchestration, model delegation, output parsing, guardrails, and handling failure.</w:t>
+              <w:t xml:space="preserve"> multi-agent workflows using </w:t>
+            </w:r>
+            <w:proofErr w:type="spellStart"/>
+            <w:r>
+              <w:rPr>
+                <w:rFonts w:ascii="Arial" w:eastAsia="Arial" w:hAnsi="Arial" w:cs="Arial"/>
+                <w:sz w:val="18"/>
+                <w:szCs w:val="18"/>
+              </w:rPr>
+              <w:t>LangGraph</w:t>
+            </w:r>
+            <w:proofErr w:type="spellEnd"/>
+            <w:r>
+              <w:rPr>
+                <w:rFonts w:ascii="Arial" w:eastAsia="Arial" w:hAnsi="Arial" w:cs="Arial"/>
+                <w:sz w:val="18"/>
+                <w:szCs w:val="18"/>
+              </w:rPr>
+              <w:t xml:space="preserve">, incorporating persistent thread, </w:t>
+            </w:r>
+            <w:proofErr w:type="spellStart"/>
+            <w:r>
+              <w:rPr>
+                <w:rFonts w:ascii="Arial" w:eastAsia="Arial" w:hAnsi="Arial" w:cs="Arial"/>
+                <w:sz w:val="18"/>
+                <w:szCs w:val="18"/>
+              </w:rPr>
+              <w:t>checkpointers</w:t>
+            </w:r>
+            <w:proofErr w:type="spellEnd"/>
+            <w:r>
+              <w:rPr>
+                <w:rFonts w:ascii="Arial" w:eastAsia="Arial" w:hAnsi="Arial" w:cs="Arial"/>
+                <w:sz w:val="18"/>
+                <w:szCs w:val="18"/>
+              </w:rPr>
+              <w:t xml:space="preserve"> for fault tolerance, and (HITL).</w:t>
             </w:r>
           </w:p>
           <w:p>
@@ -1764,7 +1673,7 @@
                 <w:sz w:val="18"/>
                 <w:szCs w:val="18"/>
               </w:rPr>
-              <w:t xml:space="preserve">Designing scalable API and services using </w:t>
+              <w:t xml:space="preserve">Developing robust scraping and extraction engines using frameworks like </w:t>
             </w:r>
             <w:proofErr w:type="spellStart"/>
             <w:r>
@@ -1773,7 +1682,7 @@
                 <w:sz w:val="18"/>
                 <w:szCs w:val="18"/>
               </w:rPr>
-              <w:t>FastAPI</w:t>
+              <w:t>Jobspy</w:t>
             </w:r>
             <w:proofErr w:type="spellEnd"/>
             <w:r>
@@ -1782,7 +1691,7 @@
                 <w:sz w:val="18"/>
                 <w:szCs w:val="18"/>
               </w:rPr>
-              <w:t xml:space="preserve">, </w:t>
+              <w:t xml:space="preserve"> and </w:t>
             </w:r>
             <w:proofErr w:type="spellStart"/>
             <w:r>
@@ -1791,7 +1700,7 @@
                 <w:sz w:val="18"/>
                 <w:szCs w:val="18"/>
               </w:rPr>
-              <w:t>Microservices</w:t>
+              <w:t>httpx</w:t>
             </w:r>
             <w:proofErr w:type="spellEnd"/>
             <w:r>
@@ -1800,7 +1709,25 @@
                 <w:sz w:val="18"/>
                 <w:szCs w:val="18"/>
               </w:rPr>
-              <w:t xml:space="preserve"> Architecture, Event driven systems.</w:t>
+              <w:t xml:space="preserve">, integrating multi-source data (LinkedIn/Apollo) with automated </w:t>
+            </w:r>
+            <w:proofErr w:type="spellStart"/>
+            <w:r>
+              <w:rPr>
+                <w:rFonts w:ascii="Arial" w:eastAsia="Arial" w:hAnsi="Arial" w:cs="Arial"/>
+                <w:sz w:val="18"/>
+                <w:szCs w:val="18"/>
+              </w:rPr>
+              <w:t>deduplication</w:t>
+            </w:r>
+            <w:proofErr w:type="spellEnd"/>
+            <w:r>
+              <w:rPr>
+                <w:rFonts w:ascii="Arial" w:eastAsia="Arial" w:hAnsi="Arial" w:cs="Arial"/>
+                <w:sz w:val="18"/>
+                <w:szCs w:val="18"/>
+              </w:rPr>
+              <w:t xml:space="preserve"> and document fingerprinting.</w:t>
             </w:r>
           </w:p>
           <w:p>
@@ -1823,7 +1750,85 @@
                 <w:sz w:val="18"/>
                 <w:szCs w:val="18"/>
               </w:rPr>
-              <w:t>Implementing tracing, token tracking, monitoring,</w:t>
+              <w:t>Designing high-concurrency automation in</w:t>
+            </w:r>
+            <w:r>
+              <w:rPr>
+                <w:rFonts w:ascii="Arial" w:eastAsia="Arial" w:hAnsi="Arial" w:cs="Arial"/>
+                <w:sz w:val="18"/>
+                <w:szCs w:val="18"/>
+              </w:rPr>
+              <w:t xml:space="preserve"> </w:t>
+            </w:r>
+            <w:proofErr w:type="spellStart"/>
+            <w:r>
+              <w:rPr>
+                <w:rFonts w:ascii="Arial" w:eastAsia="Arial" w:hAnsi="Arial" w:cs="Arial"/>
+                <w:sz w:val="18"/>
+                <w:szCs w:val="18"/>
+              </w:rPr>
+              <w:t>FastAPI</w:t>
+            </w:r>
+            <w:proofErr w:type="spellEnd"/>
+            <w:r>
+              <w:rPr>
+                <w:rFonts w:ascii="Arial" w:eastAsia="Arial" w:hAnsi="Arial" w:cs="Arial"/>
+                <w:sz w:val="18"/>
+                <w:szCs w:val="18"/>
+              </w:rPr>
+              <w:t xml:space="preserve"> utilizing </w:t>
+            </w:r>
+            <w:proofErr w:type="spellStart"/>
+            <w:r>
+              <w:rPr>
+                <w:rFonts w:ascii="Arial" w:eastAsia="Arial" w:hAnsi="Arial" w:cs="Arial"/>
+                <w:sz w:val="18"/>
+                <w:szCs w:val="18"/>
+              </w:rPr>
+              <w:t>asyncio</w:t>
+            </w:r>
+            <w:proofErr w:type="spellEnd"/>
+            <w:r>
+              <w:rPr>
+                <w:rFonts w:ascii="Arial" w:eastAsia="Arial" w:hAnsi="Arial" w:cs="Arial"/>
+                <w:sz w:val="18"/>
+                <w:szCs w:val="18"/>
+              </w:rPr>
+              <w:t xml:space="preserve"> for </w:t>
+            </w:r>
+            <w:bookmarkStart w:id="0" w:name="_GoBack"/>
+            <w:bookmarkEnd w:id="0"/>
+            <w:r>
+              <w:rPr>
+                <w:rFonts w:ascii="Arial" w:eastAsia="Arial" w:hAnsi="Arial" w:cs="Arial"/>
+                <w:sz w:val="18"/>
+                <w:szCs w:val="18"/>
+              </w:rPr>
+              <w:t>background tasks</w:t>
+            </w:r>
+            <w:r>
+              <w:rPr>
+                <w:rFonts w:ascii="Arial" w:eastAsia="Arial" w:hAnsi="Arial" w:cs="Arial"/>
+                <w:sz w:val="18"/>
+                <w:szCs w:val="18"/>
+              </w:rPr>
+              <w:t xml:space="preserve"> </w:t>
+            </w:r>
+            <w:r>
+              <w:rPr>
+                <w:rFonts w:ascii="Arial" w:eastAsia="Arial" w:hAnsi="Arial" w:cs="Arial"/>
+                <w:sz w:val="18"/>
+                <w:szCs w:val="18"/>
+              </w:rPr>
+              <w:t>&amp;</w:t>
+            </w:r>
+            <w:r>
+              <w:rPr>
+                <w:rFonts w:ascii="Arial" w:eastAsia="Arial" w:hAnsi="Arial" w:cs="Arial"/>
+                <w:sz w:val="18"/>
+                <w:szCs w:val="18"/>
+              </w:rPr>
+              <w:t xml:space="preserve"> complex event-driven architectures.</w:t>
             </w:r>
           </w:p>
           <w:p>
@@ -1846,7 +1851,39 @@
                 <w:sz w:val="18"/>
                 <w:szCs w:val="18"/>
               </w:rPr>
-              <w:t>Building custom web-scrapping, hands on with Scrapping tools and automation frameworks.</w:t>
+              <w:t>Building custom web-scrapping</w:t>
+            </w:r>
+            <w:r>
+              <w:rPr>
+                <w:rFonts w:ascii="Arial" w:eastAsia="Arial" w:hAnsi="Arial" w:cs="Arial"/>
+                <w:sz w:val="18"/>
+                <w:szCs w:val="18"/>
+              </w:rPr>
+              <w:t xml:space="preserve"> scripts</w:t>
+            </w:r>
+            <w:r>
+              <w:rPr>
+                <w:rFonts w:ascii="Arial" w:eastAsia="Arial" w:hAnsi="Arial" w:cs="Arial"/>
+                <w:sz w:val="18"/>
+                <w:szCs w:val="18"/>
+              </w:rPr>
+              <w:t xml:space="preserve">, hands on with </w:t>
+            </w:r>
+            <w:r>
+              <w:rPr>
+                <w:rFonts w:ascii="Arial" w:eastAsia="Arial" w:hAnsi="Arial" w:cs="Arial"/>
+                <w:sz w:val="18"/>
+                <w:szCs w:val="18"/>
+              </w:rPr>
+              <w:t>Scra</w:t>
+            </w:r>
+            <w:r>
+              <w:rPr>
+                <w:rFonts w:ascii="Arial" w:eastAsia="Arial" w:hAnsi="Arial" w:cs="Arial"/>
+                <w:sz w:val="18"/>
+                <w:szCs w:val="18"/>
+              </w:rPr>
+              <w:t>ping tools and automation frameworks.</w:t>
             </w:r>
           </w:p>
         </w:tc>
@@ -2124,7 +2161,7 @@
               <wp:docPr id="1288629250" name="Text Box 2" descr="[INTERN]">
                 <a:extLst xmlns:a="http://schemas.openxmlformats.org/drawingml/2006/main">
                   <a:ext uri="{5AE41FA2-C0FF-4470-9BD4-5FADCA87CBE2}">
-                    <aclsh:classification xmlns:aclsh="http://schemas.microsoft.com/office/drawing/2020/classificationShape" xmlns:w16se="http://schemas.microsoft.com/office/word/2015/wordml/symex" xmlns:w16sdtdh="http://schemas.microsoft.com/office/word/2020/wordml/sdtdatahash" xmlns:w16du="http://schemas.microsoft.com/office/word/2023/wordml/word16du" xmlns:w16="http://schemas.microsoft.com/office/word/2018/wordml" xmlns:w16cid="http://schemas.microsoft.com/office/word/2016/wordml/cid" xmlns:w16cex="http://schemas.microsoft.com/office/word/2018/wordml/cex" xmlns:w="http://schemas.openxmlformats.org/wordprocessingml/2006/main" xmlns:w10="urn:schemas-microsoft-com:office:word" xmlns:v="urn:schemas-microsoft-com:vml" xmlns:oel="http://schemas.microsoft.com/office/2019/extlst" xmlns:o="urn:schemas-microsoft-com:office:office" xmlns:am3d="http://schemas.microsoft.com/office/drawing/2017/model3d" xmlns:aink="http://schemas.microsoft.com/office/drawing/2016/ink" xmlns:cx8="http://schemas.microsoft.com/office/drawing/2016/5/14/chartex" xmlns:cx7="http://schemas.microsoft.com/office/drawing/2016/5/13/chartex" xmlns:cx6="http://schemas.microsoft.com/office/drawing/2016/5/12/chartex" xmlns:cx5="http://schemas.microsoft.com/office/drawing/2016/5/11/chartex" xmlns:cx4="http://schemas.microsoft.com/office/drawing/2016/5/10/chartex" xmlns:cx3="http://schemas.microsoft.com/office/drawing/2016/5/9/chartex" xmlns:cx2="http://schemas.microsoft.com/office/drawing/2015/10/21/chartex" xmlns:cx1="http://schemas.microsoft.com/office/drawing/2015/9/8/chartex" xmlns:cx="http://schemas.microsoft.com/office/drawing/2014/chartex" xmlns="" classificationOutcomeType="ftr"/>
+                    <aclsh:classification xmlns="" xmlns:cx="http://schemas.microsoft.com/office/drawing/2014/chartex" xmlns:cx1="http://schemas.microsoft.com/office/drawing/2015/9/8/chartex" xmlns:cx2="http://schemas.microsoft.com/office/drawing/2015/10/21/chartex" xmlns:cx3="http://schemas.microsoft.com/office/drawing/2016/5/9/chartex" xmlns:cx4="http://schemas.microsoft.com/office/drawing/2016/5/10/chartex" xmlns:cx5="http://schemas.microsoft.com/office/drawing/2016/5/11/chartex" xmlns:cx6="http://schemas.microsoft.com/office/drawing/2016/5/12/chartex" xmlns:cx7="http://schemas.microsoft.com/office/drawing/2016/5/13/chartex" xmlns:cx8="http://schemas.microsoft.com/office/drawing/2016/5/14/chartex" xmlns:aink="http://schemas.microsoft.com/office/drawing/2016/ink" xmlns:am3d="http://schemas.microsoft.com/office/drawing/2017/model3d" xmlns:o="urn:schemas-microsoft-com:office:office" xmlns:oel="http://schemas.microsoft.com/office/2019/extlst" xmlns:v="urn:schemas-microsoft-com:vml" xmlns:w10="urn:schemas-microsoft-com:office:word" xmlns:w="http://schemas.openxmlformats.org/wordprocessingml/2006/main" xmlns:w16cex="http://schemas.microsoft.com/office/word/2018/wordml/cex" xmlns:w16cid="http://schemas.microsoft.com/office/word/2016/wordml/cid" xmlns:w16="http://schemas.microsoft.com/office/word/2018/wordml" xmlns:w16du="http://schemas.microsoft.com/office/word/2023/wordml/word16du" xmlns:w16sdtdh="http://schemas.microsoft.com/office/word/2020/wordml/sdtdatahash" xmlns:w16se="http://schemas.microsoft.com/office/word/2015/wordml/symex" xmlns:aclsh="http://schemas.microsoft.com/office/drawing/2020/classificationShape" classificationOutcomeType="ftr"/>
                   </a:ext>
                 </a:extLst>
               </wp:docPr>
@@ -2247,7 +2284,7 @@
               <wp:docPr id="1648984015" name="Text Box 3" descr="[INTERN]">
                 <a:extLst xmlns:a="http://schemas.openxmlformats.org/drawingml/2006/main">
                   <a:ext uri="{5AE41FA2-C0FF-4470-9BD4-5FADCA87CBE2}">
-                    <aclsh:classification xmlns:aclsh="http://schemas.microsoft.com/office/drawing/2020/classificationShape" xmlns:w16se="http://schemas.microsoft.com/office/word/2015/wordml/symex" xmlns:w16sdtdh="http://schemas.microsoft.com/office/word/2020/wordml/sdtdatahash" xmlns:w16du="http://schemas.microsoft.com/office/word/2023/wordml/word16du" xmlns:w16="http://schemas.microsoft.com/office/word/2018/wordml" xmlns:w16cid="http://schemas.microsoft.com/office/word/2016/wordml/cid" xmlns:w16cex="http://schemas.microsoft.com/office/word/2018/wordml/cex" xmlns:w="http://schemas.openxmlformats.org/wordprocessingml/2006/main" xmlns:w10="urn:schemas-microsoft-com:office:word" xmlns:v="urn:schemas-microsoft-com:vml" xmlns:oel="http://schemas.microsoft.com/office/2019/extlst" xmlns:o="urn:schemas-microsoft-com:office:office" xmlns:am3d="http://schemas.microsoft.com/office/drawing/2017/model3d" xmlns:aink="http://schemas.microsoft.com/office/drawing/2016/ink" xmlns:cx8="http://schemas.microsoft.com/office/drawing/2016/5/14/chartex" xmlns:cx7="http://schemas.microsoft.com/office/drawing/2016/5/13/chartex" xmlns:cx6="http://schemas.microsoft.com/office/drawing/2016/5/12/chartex" xmlns:cx5="http://schemas.microsoft.com/office/drawing/2016/5/11/chartex" xmlns:cx4="http://schemas.microsoft.com/office/drawing/2016/5/10/chartex" xmlns:cx3="http://schemas.microsoft.com/office/drawing/2016/5/9/chartex" xmlns:cx2="http://schemas.microsoft.com/office/drawing/2015/10/21/chartex" xmlns:cx1="http://schemas.microsoft.com/office/drawing/2015/9/8/chartex" xmlns:cx="http://schemas.microsoft.com/office/drawing/2014/chartex" xmlns="" classificationOutcomeType="ftr"/>
+                    <aclsh:classification xmlns="" xmlns:cx="http://schemas.microsoft.com/office/drawing/2014/chartex" xmlns:cx1="http://schemas.microsoft.com/office/drawing/2015/9/8/chartex" xmlns:cx2="http://schemas.microsoft.com/office/drawing/2015/10/21/chartex" xmlns:cx3="http://schemas.microsoft.com/office/drawing/2016/5/9/chartex" xmlns:cx4="http://schemas.microsoft.com/office/drawing/2016/5/10/chartex" xmlns:cx5="http://schemas.microsoft.com/office/drawing/2016/5/11/chartex" xmlns:cx6="http://schemas.microsoft.com/office/drawing/2016/5/12/chartex" xmlns:cx7="http://schemas.microsoft.com/office/drawing/2016/5/13/chartex" xmlns:cx8="http://schemas.microsoft.com/office/drawing/2016/5/14/chartex" xmlns:aink="http://schemas.microsoft.com/office/drawing/2016/ink" xmlns:am3d="http://schemas.microsoft.com/office/drawing/2017/model3d" xmlns:o="urn:schemas-microsoft-com:office:office" xmlns:oel="http://schemas.microsoft.com/office/2019/extlst" xmlns:v="urn:schemas-microsoft-com:vml" xmlns:w10="urn:schemas-microsoft-com:office:word" xmlns:w="http://schemas.openxmlformats.org/wordprocessingml/2006/main" xmlns:w16cex="http://schemas.microsoft.com/office/word/2018/wordml/cex" xmlns:w16cid="http://schemas.microsoft.com/office/word/2016/wordml/cid" xmlns:w16="http://schemas.microsoft.com/office/word/2018/wordml" xmlns:w16du="http://schemas.microsoft.com/office/word/2023/wordml/word16du" xmlns:w16sdtdh="http://schemas.microsoft.com/office/word/2020/wordml/sdtdatahash" xmlns:w16se="http://schemas.microsoft.com/office/word/2015/wordml/symex" xmlns:aclsh="http://schemas.microsoft.com/office/drawing/2020/classificationShape" classificationOutcomeType="ftr"/>
                   </a:ext>
                 </a:extLst>
               </wp:docPr>
@@ -2402,7 +2439,7 @@
               <wp:docPr id="1544378070" name="Text Box 1" descr="[INTERN]">
                 <a:extLst xmlns:a="http://schemas.openxmlformats.org/drawingml/2006/main">
                   <a:ext uri="{5AE41FA2-C0FF-4470-9BD4-5FADCA87CBE2}">
-                    <aclsh:classification xmlns:aclsh="http://schemas.microsoft.com/office/drawing/2020/classificationShape" xmlns:w16se="http://schemas.microsoft.com/office/word/2015/wordml/symex" xmlns:w16sdtdh="http://schemas.microsoft.com/office/word/2020/wordml/sdtdatahash" xmlns:w16du="http://schemas.microsoft.com/office/word/2023/wordml/word16du" xmlns:w16="http://schemas.microsoft.com/office/word/2018/wordml" xmlns:w16cid="http://schemas.microsoft.com/office/word/2016/wordml/cid" xmlns:w16cex="http://schemas.microsoft.com/office/word/2018/wordml/cex" xmlns:w="http://schemas.openxmlformats.org/wordprocessingml/2006/main" xmlns:w10="urn:schemas-microsoft-com:office:word" xmlns:v="urn:schemas-microsoft-com:vml" xmlns:oel="http://schemas.microsoft.com/office/2019/extlst" xmlns:o="urn:schemas-microsoft-com:office:office" xmlns:am3d="http://schemas.microsoft.com/office/drawing/2017/model3d" xmlns:aink="http://schemas.microsoft.com/office/drawing/2016/ink" xmlns:cx8="http://schemas.microsoft.com/office/drawing/2016/5/14/chartex" xmlns:cx7="http://schemas.microsoft.com/office/drawing/2016/5/13/chartex" xmlns:cx6="http://schemas.microsoft.com/office/drawing/2016/5/12/chartex" xmlns:cx5="http://schemas.microsoft.com/office/drawing/2016/5/11/chartex" xmlns:cx4="http://schemas.microsoft.com/office/drawing/2016/5/10/chartex" xmlns:cx3="http://schemas.microsoft.com/office/drawing/2016/5/9/chartex" xmlns:cx2="http://schemas.microsoft.com/office/drawing/2015/10/21/chartex" xmlns:cx1="http://schemas.microsoft.com/office/drawing/2015/9/8/chartex" xmlns:cx="http://schemas.microsoft.com/office/drawing/2014/chartex" xmlns="" classificationOutcomeType="ftr"/>
+                    <aclsh:classification xmlns="" xmlns:cx="http://schemas.microsoft.com/office/drawing/2014/chartex" xmlns:cx1="http://schemas.microsoft.com/office/drawing/2015/9/8/chartex" xmlns:cx2="http://schemas.microsoft.com/office/drawing/2015/10/21/chartex" xmlns:cx3="http://schemas.microsoft.com/office/drawing/2016/5/9/chartex" xmlns:cx4="http://schemas.microsoft.com/office/drawing/2016/5/10/chartex" xmlns:cx5="http://schemas.microsoft.com/office/drawing/2016/5/11/chartex" xmlns:cx6="http://schemas.microsoft.com/office/drawing/2016/5/12/chartex" xmlns:cx7="http://schemas.microsoft.com/office/drawing/2016/5/13/chartex" xmlns:cx8="http://schemas.microsoft.com/office/drawing/2016/5/14/chartex" xmlns:aink="http://schemas.microsoft.com/office/drawing/2016/ink" xmlns:am3d="http://schemas.microsoft.com/office/drawing/2017/model3d" xmlns:o="urn:schemas-microsoft-com:office:office" xmlns:oel="http://schemas.microsoft.com/office/2019/extlst" xmlns:v="urn:schemas-microsoft-com:vml" xmlns:w10="urn:schemas-microsoft-com:office:word" xmlns:w="http://schemas.openxmlformats.org/wordprocessingml/2006/main" xmlns:w16cex="http://schemas.microsoft.com/office/word/2018/wordml/cex" xmlns:w16cid="http://schemas.microsoft.com/office/word/2016/wordml/cid" xmlns:w16="http://schemas.microsoft.com/office/word/2018/wordml" xmlns:w16du="http://schemas.microsoft.com/office/word/2023/wordml/word16du" xmlns:w16sdtdh="http://schemas.microsoft.com/office/word/2020/wordml/sdtdatahash" xmlns:w16se="http://schemas.microsoft.com/office/word/2015/wordml/symex" xmlns:aclsh="http://schemas.microsoft.com/office/drawing/2020/classificationShape" classificationOutcomeType="ftr"/>
                   </a:ext>
                 </a:extLst>
               </wp:docPr>
